--- a/DBTUNING/ch30_Advisor프레임워크_자동튜닝/ch30_실습문제_정답.docx
+++ b/DBTUNING/ch30_Advisor프레임워크_자동튜닝/ch30_실습문제_정답.docx
@@ -7,7 +7,7 @@
         <w:pStyle w:val="Heading1"/>
       </w:pPr>
       <w:r>
-        <w:t>제15장  Advisor 프레임워크와 자동 튜닝 — 실습문제 정답 및 해설</w:t>
+        <w:t>제ch30  Advisor 프레임워크와 자동 튜닝 — 실습문제 정답 및 해설</w:t>
       </w:r>
     </w:p>
     <w:p>

--- a/DBTUNING/ch30_Advisor프레임워크_자동튜닝/ch30_실습문제_정답.docx
+++ b/DBTUNING/ch30_Advisor프레임워크_자동튜닝/ch30_실습문제_정답.docx
@@ -7,7 +7,7 @@
         <w:pStyle w:val="Heading1"/>
       </w:pPr>
       <w:r>
-        <w:t>제ch30  Advisor 프레임워크와 자동 튜닝 — 실습문제 정답 및 해설</w:t>
+        <w:t>ch30  Advisor 프레임워크와 자동 튜닝 — 실습문제 정답 및 해설</w:t>
       </w:r>
     </w:p>
     <w:p>
